--- a/zalaczniki_zapytanie_nr1/Zalacznik_5_Wzor_umowy.docx
+++ b/zalaczniki_zapytanie_nr1/Zalacznik_5_Wzor_umowy.docx
@@ -1748,7 +1748,7 @@
         <w:rPr>
           <w:rFonts w:ascii="Calibri" w:cs="Calibri" w:eastAsia="Calibri" w:hAnsi="Calibri"/>
         </w:rPr>
-        <w:t xml:space="preserve"> w wysokości 50% wartości dostawy Stacji ładowania (poz. HRF 5.1), płatna w terminie </w:t>
+        <w:t xml:space="preserve"> w wysokości 50% wartości pozycji 1 (Stacje ładowania, poz. HRF 5.1 i 5.2), płatna w terminie </w:t>
       </w:r>
       <w:r>
         <w:rPr>
@@ -1782,13 +1782,13 @@
           <w:b/>
           <w:bCs/>
         </w:rPr>
-        <w:t xml:space="preserve">pozostała część wartości dostawy Stacji ładowania</w:t>
-      </w:r>
-      <w:r>
-        <w:rPr>
-          <w:rFonts w:ascii="Calibri" w:cs="Calibri" w:eastAsia="Calibri" w:hAnsi="Calibri"/>
-        </w:rPr>
-        <w:t xml:space="preserve"> (poz. HRF 5.1) – w terminie </w:t>
+        <w:t xml:space="preserve">pozostała część wartości pozycji 1</w:t>
+      </w:r>
+      <w:r>
+        <w:rPr>
+          <w:rFonts w:ascii="Calibri" w:cs="Calibri" w:eastAsia="Calibri" w:hAnsi="Calibri"/>
+        </w:rPr>
+        <w:t xml:space="preserve"> (Stacje ładowania) – w terminie </w:t>
       </w:r>
       <w:r>
         <w:rPr>
@@ -1828,7 +1828,7 @@
         <w:rPr>
           <w:rFonts w:ascii="Calibri" w:cs="Calibri" w:eastAsia="Calibri" w:hAnsi="Calibri"/>
         </w:rPr>
-        <w:t xml:space="preserve"> (HRF 5.2, 6.2, 6.3, 6.4, 7) – w transzach, po zrealizowaniu każdego z elementów i podpisaniu protokołu jego odbioru, w terminie </w:t>
+        <w:t xml:space="preserve"> (pozycje 2–4 – poz. HRF 6.3, 6.4, 6.2, 7) – w transzach, po zrealizowaniu każdego z elementów i podpisaniu protokołu jego odbioru, w terminie </w:t>
       </w:r>
       <w:r>
         <w:rPr>
@@ -7009,7 +7009,7 @@
                 <w:sz w:val="20"/>
                 <w:szCs w:val="20"/>
               </w:rPr>
-              <w:t xml:space="preserve">5.1</w:t>
+              <w:t xml:space="preserve">5.1, 5.2</w:t>
             </w:r>
           </w:p>
         </w:tc>
@@ -7041,7 +7041,7 @@
                 <w:sz w:val="20"/>
                 <w:szCs w:val="20"/>
               </w:rPr>
-              <w:t xml:space="preserve">6 stacji ładowania (terminali) DC o mocy znamionowej 360 kW</w:t>
+              <w:t xml:space="preserve">6 stacji ładowania (terminali) DC o mocy znamionowej 360 kW wraz z jednostkami przekształtnikowymi, przewodami i złączami CCS2 (Combo 2), transportem, rozładunkiem, ustawieniem, montażem, połączeniami wewnętrznymi, konfiguracją i uruchomieniem</w:t>
             </w:r>
           </w:p>
         </w:tc>
@@ -7206,7 +7206,7 @@
                 <w:sz w:val="20"/>
                 <w:szCs w:val="20"/>
               </w:rPr>
-              <w:t xml:space="preserve">5.1</w:t>
+              <w:t xml:space="preserve">6.3</w:t>
             </w:r>
           </w:p>
         </w:tc>
@@ -7238,7 +7238,7 @@
                 <w:sz w:val="20"/>
                 <w:szCs w:val="20"/>
               </w:rPr>
-              <w:t xml:space="preserve">Jednostki przekształtnikowe (wg Oferty)</w:t>
+              <w:t xml:space="preserve">Protokół OCPP i billing (oprogramowanie, licencje) oraz system płatności (terminale płatnicze, integracja z operatorem płatności)</w:t>
             </w:r>
           </w:p>
         </w:tc>
@@ -7403,7 +7403,7 @@
                 <w:sz w:val="20"/>
                 <w:szCs w:val="20"/>
               </w:rPr>
-              <w:t xml:space="preserve">5.1</w:t>
+              <w:t xml:space="preserve">6.4, 6.2</w:t>
             </w:r>
           </w:p>
         </w:tc>
@@ -7435,7 +7435,7 @@
                 <w:sz w:val="20"/>
                 <w:szCs w:val="20"/>
               </w:rPr>
-              <w:t xml:space="preserve">Przewody i złącza CCS2 (Combo 2)</w:t>
+              <w:t xml:space="preserve">System monitorowania i zarządzania danymi dla obwodów zasilających punkty ładowania wraz z osprzętem aktywnym i otwartymi interfejsami</w:t>
             </w:r>
           </w:p>
         </w:tc>
@@ -7569,1188 +7569,6 @@
                 <w:szCs w:val="20"/>
               </w:rPr>
               <w:t xml:space="preserve">4</w:t>
-            </w:r>
-          </w:p>
-        </w:tc>
-        <w:tc>
-          <w:tcPr>
-            <w:tcW w:type="dxa" w:w="900"/>
-            <w:tcBorders>
-              <w:top w:val="single" w:color="808080" w:sz="4"/>
-              <w:left w:val="single" w:color="808080" w:sz="4"/>
-              <w:bottom w:val="single" w:color="808080" w:sz="4"/>
-              <w:right w:val="single" w:color="808080" w:sz="4"/>
-            </w:tcBorders>
-            <w:tcMar>
-              <w:top w:type="dxa" w:w="60"/>
-              <w:left w:type="dxa" w:w="90"/>
-              <w:bottom w:type="dxa" w:w="60"/>
-              <w:right w:type="dxa" w:w="90"/>
-            </w:tcMar>
-            <w:vAlign w:val="center"/>
-          </w:tcPr>
-          <w:p>
-            <w:pPr>
-              <w:spacing w:after="40" w:line="250"/>
-              <w:jc w:val="center"/>
-            </w:pPr>
-            <w:r>
-              <w:rPr>
-                <w:rFonts w:ascii="Calibri" w:cs="Calibri" w:eastAsia="Calibri" w:hAnsi="Calibri"/>
-                <w:sz w:val="20"/>
-                <w:szCs w:val="20"/>
-              </w:rPr>
-              <w:t xml:space="preserve">5.1</w:t>
-            </w:r>
-          </w:p>
-        </w:tc>
-        <w:tc>
-          <w:tcPr>
-            <w:tcW w:type="dxa" w:w="4400"/>
-            <w:tcBorders>
-              <w:top w:val="single" w:color="808080" w:sz="4"/>
-              <w:left w:val="single" w:color="808080" w:sz="4"/>
-              <w:bottom w:val="single" w:color="808080" w:sz="4"/>
-              <w:right w:val="single" w:color="808080" w:sz="4"/>
-            </w:tcBorders>
-            <w:tcMar>
-              <w:top w:type="dxa" w:w="60"/>
-              <w:left w:type="dxa" w:w="90"/>
-              <w:bottom w:type="dxa" w:w="60"/>
-              <w:right w:type="dxa" w:w="90"/>
-            </w:tcMar>
-            <w:vAlign w:val="center"/>
-          </w:tcPr>
-          <w:p>
-            <w:pPr>
-              <w:spacing w:after="40" w:line="250"/>
-              <w:jc w:val="left"/>
-            </w:pPr>
-            <w:r>
-              <w:rPr>
-                <w:rFonts w:ascii="Calibri" w:cs="Calibri" w:eastAsia="Calibri" w:hAnsi="Calibri"/>
-                <w:sz w:val="20"/>
-                <w:szCs w:val="20"/>
-              </w:rPr>
-              <w:t xml:space="preserve">Transport i rozładunek</w:t>
-            </w:r>
-          </w:p>
-        </w:tc>
-        <w:tc>
-          <w:tcPr>
-            <w:tcW w:type="dxa" w:w="1200"/>
-            <w:tcBorders>
-              <w:top w:val="single" w:color="808080" w:sz="4"/>
-              <w:left w:val="single" w:color="808080" w:sz="4"/>
-              <w:bottom w:val="single" w:color="808080" w:sz="4"/>
-              <w:right w:val="single" w:color="808080" w:sz="4"/>
-            </w:tcBorders>
-            <w:tcMar>
-              <w:top w:type="dxa" w:w="60"/>
-              <w:left w:type="dxa" w:w="90"/>
-              <w:bottom w:type="dxa" w:w="60"/>
-              <w:right w:type="dxa" w:w="90"/>
-            </w:tcMar>
-            <w:vAlign w:val="center"/>
-          </w:tcPr>
-          <w:p>
-            <w:pPr>
-              <w:spacing w:after="40" w:line="250"/>
-              <w:jc w:val="left"/>
-            </w:pPr>
-            <w:r>
-              <w:rPr>
-                <w:rFonts w:ascii="Calibri" w:cs="Calibri" w:eastAsia="Calibri" w:hAnsi="Calibri"/>
-                <w:sz w:val="20"/>
-                <w:szCs w:val="20"/>
-                <w:highlight w:val="yellow"/>
-              </w:rPr>
-              <w:t xml:space="preserve">[…]</w:t>
-            </w:r>
-          </w:p>
-        </w:tc>
-        <w:tc>
-          <w:tcPr>
-            <w:tcW w:type="dxa" w:w="800"/>
-            <w:tcBorders>
-              <w:top w:val="single" w:color="808080" w:sz="4"/>
-              <w:left w:val="single" w:color="808080" w:sz="4"/>
-              <w:bottom w:val="single" w:color="808080" w:sz="4"/>
-              <w:right w:val="single" w:color="808080" w:sz="4"/>
-            </w:tcBorders>
-            <w:tcMar>
-              <w:top w:type="dxa" w:w="60"/>
-              <w:left w:type="dxa" w:w="90"/>
-              <w:bottom w:type="dxa" w:w="60"/>
-              <w:right w:type="dxa" w:w="90"/>
-            </w:tcMar>
-            <w:vAlign w:val="center"/>
-          </w:tcPr>
-          <w:p>
-            <w:pPr>
-              <w:spacing w:after="40" w:line="250"/>
-              <w:jc w:val="left"/>
-            </w:pPr>
-            <w:r>
-              <w:rPr>
-                <w:rFonts w:ascii="Calibri" w:cs="Calibri" w:eastAsia="Calibri" w:hAnsi="Calibri"/>
-                <w:sz w:val="20"/>
-                <w:szCs w:val="20"/>
-                <w:highlight w:val="yellow"/>
-              </w:rPr>
-              <w:t xml:space="preserve">[…]</w:t>
-            </w:r>
-          </w:p>
-        </w:tc>
-        <w:tc>
-          <w:tcPr>
-            <w:tcW w:type="dxa" w:w="1838"/>
-            <w:tcBorders>
-              <w:top w:val="single" w:color="808080" w:sz="4"/>
-              <w:left w:val="single" w:color="808080" w:sz="4"/>
-              <w:bottom w:val="single" w:color="808080" w:sz="4"/>
-              <w:right w:val="single" w:color="808080" w:sz="4"/>
-            </w:tcBorders>
-            <w:tcMar>
-              <w:top w:type="dxa" w:w="60"/>
-              <w:left w:type="dxa" w:w="90"/>
-              <w:bottom w:type="dxa" w:w="60"/>
-              <w:right w:type="dxa" w:w="90"/>
-            </w:tcMar>
-            <w:vAlign w:val="center"/>
-          </w:tcPr>
-          <w:p>
-            <w:pPr>
-              <w:spacing w:after="40" w:line="250"/>
-              <w:jc w:val="left"/>
-            </w:pPr>
-            <w:r>
-              <w:rPr>
-                <w:rFonts w:ascii="Calibri" w:cs="Calibri" w:eastAsia="Calibri" w:hAnsi="Calibri"/>
-                <w:sz w:val="20"/>
-                <w:szCs w:val="20"/>
-                <w:highlight w:val="yellow"/>
-              </w:rPr>
-              <w:t xml:space="preserve">[…]</w:t>
-            </w:r>
-          </w:p>
-        </w:tc>
-      </w:tr>
-      <w:tr>
-        <w:tc>
-          <w:tcPr>
-            <w:tcW w:type="dxa" w:w="500"/>
-            <w:tcBorders>
-              <w:top w:val="single" w:color="808080" w:sz="4"/>
-              <w:left w:val="single" w:color="808080" w:sz="4"/>
-              <w:bottom w:val="single" w:color="808080" w:sz="4"/>
-              <w:right w:val="single" w:color="808080" w:sz="4"/>
-            </w:tcBorders>
-            <w:tcMar>
-              <w:top w:type="dxa" w:w="60"/>
-              <w:left w:type="dxa" w:w="90"/>
-              <w:bottom w:type="dxa" w:w="60"/>
-              <w:right w:type="dxa" w:w="90"/>
-            </w:tcMar>
-            <w:vAlign w:val="center"/>
-          </w:tcPr>
-          <w:p>
-            <w:pPr>
-              <w:spacing w:after="40" w:line="250"/>
-              <w:jc w:val="center"/>
-            </w:pPr>
-            <w:r>
-              <w:rPr>
-                <w:rFonts w:ascii="Calibri" w:cs="Calibri" w:eastAsia="Calibri" w:hAnsi="Calibri"/>
-                <w:sz w:val="20"/>
-                <w:szCs w:val="20"/>
-              </w:rPr>
-              <w:t xml:space="preserve">5</w:t>
-            </w:r>
-          </w:p>
-        </w:tc>
-        <w:tc>
-          <w:tcPr>
-            <w:tcW w:type="dxa" w:w="900"/>
-            <w:tcBorders>
-              <w:top w:val="single" w:color="808080" w:sz="4"/>
-              <w:left w:val="single" w:color="808080" w:sz="4"/>
-              <w:bottom w:val="single" w:color="808080" w:sz="4"/>
-              <w:right w:val="single" w:color="808080" w:sz="4"/>
-            </w:tcBorders>
-            <w:tcMar>
-              <w:top w:type="dxa" w:w="60"/>
-              <w:left w:type="dxa" w:w="90"/>
-              <w:bottom w:type="dxa" w:w="60"/>
-              <w:right w:type="dxa" w:w="90"/>
-            </w:tcMar>
-            <w:vAlign w:val="center"/>
-          </w:tcPr>
-          <w:p>
-            <w:pPr>
-              <w:spacing w:after="40" w:line="250"/>
-              <w:jc w:val="center"/>
-            </w:pPr>
-            <w:r>
-              <w:rPr>
-                <w:rFonts w:ascii="Calibri" w:cs="Calibri" w:eastAsia="Calibri" w:hAnsi="Calibri"/>
-                <w:sz w:val="20"/>
-                <w:szCs w:val="20"/>
-              </w:rPr>
-              <w:t xml:space="preserve">5.2</w:t>
-            </w:r>
-          </w:p>
-        </w:tc>
-        <w:tc>
-          <w:tcPr>
-            <w:tcW w:type="dxa" w:w="4400"/>
-            <w:tcBorders>
-              <w:top w:val="single" w:color="808080" w:sz="4"/>
-              <w:left w:val="single" w:color="808080" w:sz="4"/>
-              <w:bottom w:val="single" w:color="808080" w:sz="4"/>
-              <w:right w:val="single" w:color="808080" w:sz="4"/>
-            </w:tcBorders>
-            <w:tcMar>
-              <w:top w:type="dxa" w:w="60"/>
-              <w:left w:type="dxa" w:w="90"/>
-              <w:bottom w:type="dxa" w:w="60"/>
-              <w:right w:type="dxa" w:w="90"/>
-            </w:tcMar>
-            <w:vAlign w:val="center"/>
-          </w:tcPr>
-          <w:p>
-            <w:pPr>
-              <w:spacing w:after="40" w:line="250"/>
-              <w:jc w:val="left"/>
-            </w:pPr>
-            <w:r>
-              <w:rPr>
-                <w:rFonts w:ascii="Calibri" w:cs="Calibri" w:eastAsia="Calibri" w:hAnsi="Calibri"/>
-                <w:sz w:val="20"/>
-                <w:szCs w:val="20"/>
-              </w:rPr>
-              <w:t xml:space="preserve">Ustawienie, montaż, połączenia wewnętrzne, konfiguracja i uruchomienie</w:t>
-            </w:r>
-          </w:p>
-        </w:tc>
-        <w:tc>
-          <w:tcPr>
-            <w:tcW w:type="dxa" w:w="1200"/>
-            <w:tcBorders>
-              <w:top w:val="single" w:color="808080" w:sz="4"/>
-              <w:left w:val="single" w:color="808080" w:sz="4"/>
-              <w:bottom w:val="single" w:color="808080" w:sz="4"/>
-              <w:right w:val="single" w:color="808080" w:sz="4"/>
-            </w:tcBorders>
-            <w:tcMar>
-              <w:top w:type="dxa" w:w="60"/>
-              <w:left w:type="dxa" w:w="90"/>
-              <w:bottom w:type="dxa" w:w="60"/>
-              <w:right w:type="dxa" w:w="90"/>
-            </w:tcMar>
-            <w:vAlign w:val="center"/>
-          </w:tcPr>
-          <w:p>
-            <w:pPr>
-              <w:spacing w:after="40" w:line="250"/>
-              <w:jc w:val="left"/>
-            </w:pPr>
-            <w:r>
-              <w:rPr>
-                <w:rFonts w:ascii="Calibri" w:cs="Calibri" w:eastAsia="Calibri" w:hAnsi="Calibri"/>
-                <w:sz w:val="20"/>
-                <w:szCs w:val="20"/>
-                <w:highlight w:val="yellow"/>
-              </w:rPr>
-              <w:t xml:space="preserve">[…]</w:t>
-            </w:r>
-          </w:p>
-        </w:tc>
-        <w:tc>
-          <w:tcPr>
-            <w:tcW w:type="dxa" w:w="800"/>
-            <w:tcBorders>
-              <w:top w:val="single" w:color="808080" w:sz="4"/>
-              <w:left w:val="single" w:color="808080" w:sz="4"/>
-              <w:bottom w:val="single" w:color="808080" w:sz="4"/>
-              <w:right w:val="single" w:color="808080" w:sz="4"/>
-            </w:tcBorders>
-            <w:tcMar>
-              <w:top w:type="dxa" w:w="60"/>
-              <w:left w:type="dxa" w:w="90"/>
-              <w:bottom w:type="dxa" w:w="60"/>
-              <w:right w:type="dxa" w:w="90"/>
-            </w:tcMar>
-            <w:vAlign w:val="center"/>
-          </w:tcPr>
-          <w:p>
-            <w:pPr>
-              <w:spacing w:after="40" w:line="250"/>
-              <w:jc w:val="left"/>
-            </w:pPr>
-            <w:r>
-              <w:rPr>
-                <w:rFonts w:ascii="Calibri" w:cs="Calibri" w:eastAsia="Calibri" w:hAnsi="Calibri"/>
-                <w:sz w:val="20"/>
-                <w:szCs w:val="20"/>
-                <w:highlight w:val="yellow"/>
-              </w:rPr>
-              <w:t xml:space="preserve">[…]</w:t>
-            </w:r>
-          </w:p>
-        </w:tc>
-        <w:tc>
-          <w:tcPr>
-            <w:tcW w:type="dxa" w:w="1838"/>
-            <w:tcBorders>
-              <w:top w:val="single" w:color="808080" w:sz="4"/>
-              <w:left w:val="single" w:color="808080" w:sz="4"/>
-              <w:bottom w:val="single" w:color="808080" w:sz="4"/>
-              <w:right w:val="single" w:color="808080" w:sz="4"/>
-            </w:tcBorders>
-            <w:tcMar>
-              <w:top w:type="dxa" w:w="60"/>
-              <w:left w:type="dxa" w:w="90"/>
-              <w:bottom w:type="dxa" w:w="60"/>
-              <w:right w:type="dxa" w:w="90"/>
-            </w:tcMar>
-            <w:vAlign w:val="center"/>
-          </w:tcPr>
-          <w:p>
-            <w:pPr>
-              <w:spacing w:after="40" w:line="250"/>
-              <w:jc w:val="left"/>
-            </w:pPr>
-            <w:r>
-              <w:rPr>
-                <w:rFonts w:ascii="Calibri" w:cs="Calibri" w:eastAsia="Calibri" w:hAnsi="Calibri"/>
-                <w:sz w:val="20"/>
-                <w:szCs w:val="20"/>
-                <w:highlight w:val="yellow"/>
-              </w:rPr>
-              <w:t xml:space="preserve">[…]</w:t>
-            </w:r>
-          </w:p>
-        </w:tc>
-      </w:tr>
-      <w:tr>
-        <w:tc>
-          <w:tcPr>
-            <w:tcW w:type="dxa" w:w="500"/>
-            <w:tcBorders>
-              <w:top w:val="single" w:color="808080" w:sz="4"/>
-              <w:left w:val="single" w:color="808080" w:sz="4"/>
-              <w:bottom w:val="single" w:color="808080" w:sz="4"/>
-              <w:right w:val="single" w:color="808080" w:sz="4"/>
-            </w:tcBorders>
-            <w:tcMar>
-              <w:top w:type="dxa" w:w="60"/>
-              <w:left w:type="dxa" w:w="90"/>
-              <w:bottom w:type="dxa" w:w="60"/>
-              <w:right w:type="dxa" w:w="90"/>
-            </w:tcMar>
-            <w:vAlign w:val="center"/>
-          </w:tcPr>
-          <w:p>
-            <w:pPr>
-              <w:spacing w:after="40" w:line="250"/>
-              <w:jc w:val="center"/>
-            </w:pPr>
-            <w:r>
-              <w:rPr>
-                <w:rFonts w:ascii="Calibri" w:cs="Calibri" w:eastAsia="Calibri" w:hAnsi="Calibri"/>
-                <w:sz w:val="20"/>
-                <w:szCs w:val="20"/>
-              </w:rPr>
-              <w:t xml:space="preserve">6</w:t>
-            </w:r>
-          </w:p>
-        </w:tc>
-        <w:tc>
-          <w:tcPr>
-            <w:tcW w:type="dxa" w:w="900"/>
-            <w:tcBorders>
-              <w:top w:val="single" w:color="808080" w:sz="4"/>
-              <w:left w:val="single" w:color="808080" w:sz="4"/>
-              <w:bottom w:val="single" w:color="808080" w:sz="4"/>
-              <w:right w:val="single" w:color="808080" w:sz="4"/>
-            </w:tcBorders>
-            <w:tcMar>
-              <w:top w:type="dxa" w:w="60"/>
-              <w:left w:type="dxa" w:w="90"/>
-              <w:bottom w:type="dxa" w:w="60"/>
-              <w:right w:type="dxa" w:w="90"/>
-            </w:tcMar>
-            <w:vAlign w:val="center"/>
-          </w:tcPr>
-          <w:p>
-            <w:pPr>
-              <w:spacing w:after="40" w:line="250"/>
-              <w:jc w:val="center"/>
-            </w:pPr>
-            <w:r>
-              <w:rPr>
-                <w:rFonts w:ascii="Calibri" w:cs="Calibri" w:eastAsia="Calibri" w:hAnsi="Calibri"/>
-                <w:sz w:val="20"/>
-                <w:szCs w:val="20"/>
-              </w:rPr>
-              <w:t xml:space="preserve">6.3</w:t>
-            </w:r>
-          </w:p>
-        </w:tc>
-        <w:tc>
-          <w:tcPr>
-            <w:tcW w:type="dxa" w:w="4400"/>
-            <w:tcBorders>
-              <w:top w:val="single" w:color="808080" w:sz="4"/>
-              <w:left w:val="single" w:color="808080" w:sz="4"/>
-              <w:bottom w:val="single" w:color="808080" w:sz="4"/>
-              <w:right w:val="single" w:color="808080" w:sz="4"/>
-            </w:tcBorders>
-            <w:tcMar>
-              <w:top w:type="dxa" w:w="60"/>
-              <w:left w:type="dxa" w:w="90"/>
-              <w:bottom w:type="dxa" w:w="60"/>
-              <w:right w:type="dxa" w:w="90"/>
-            </w:tcMar>
-            <w:vAlign w:val="center"/>
-          </w:tcPr>
-          <w:p>
-            <w:pPr>
-              <w:spacing w:after="40" w:line="250"/>
-              <w:jc w:val="left"/>
-            </w:pPr>
-            <w:r>
-              <w:rPr>
-                <w:rFonts w:ascii="Calibri" w:cs="Calibri" w:eastAsia="Calibri" w:hAnsi="Calibri"/>
-                <w:sz w:val="20"/>
-                <w:szCs w:val="20"/>
-              </w:rPr>
-              <w:t xml:space="preserve">System OCPP i billing (oprogramowanie, licencje)</w:t>
-            </w:r>
-          </w:p>
-        </w:tc>
-        <w:tc>
-          <w:tcPr>
-            <w:tcW w:type="dxa" w:w="1200"/>
-            <w:tcBorders>
-              <w:top w:val="single" w:color="808080" w:sz="4"/>
-              <w:left w:val="single" w:color="808080" w:sz="4"/>
-              <w:bottom w:val="single" w:color="808080" w:sz="4"/>
-              <w:right w:val="single" w:color="808080" w:sz="4"/>
-            </w:tcBorders>
-            <w:tcMar>
-              <w:top w:type="dxa" w:w="60"/>
-              <w:left w:type="dxa" w:w="90"/>
-              <w:bottom w:type="dxa" w:w="60"/>
-              <w:right w:type="dxa" w:w="90"/>
-            </w:tcMar>
-            <w:vAlign w:val="center"/>
-          </w:tcPr>
-          <w:p>
-            <w:pPr>
-              <w:spacing w:after="40" w:line="250"/>
-              <w:jc w:val="left"/>
-            </w:pPr>
-            <w:r>
-              <w:rPr>
-                <w:rFonts w:ascii="Calibri" w:cs="Calibri" w:eastAsia="Calibri" w:hAnsi="Calibri"/>
-                <w:sz w:val="20"/>
-                <w:szCs w:val="20"/>
-                <w:highlight w:val="yellow"/>
-              </w:rPr>
-              <w:t xml:space="preserve">[…]</w:t>
-            </w:r>
-          </w:p>
-        </w:tc>
-        <w:tc>
-          <w:tcPr>
-            <w:tcW w:type="dxa" w:w="800"/>
-            <w:tcBorders>
-              <w:top w:val="single" w:color="808080" w:sz="4"/>
-              <w:left w:val="single" w:color="808080" w:sz="4"/>
-              <w:bottom w:val="single" w:color="808080" w:sz="4"/>
-              <w:right w:val="single" w:color="808080" w:sz="4"/>
-            </w:tcBorders>
-            <w:tcMar>
-              <w:top w:type="dxa" w:w="60"/>
-              <w:left w:type="dxa" w:w="90"/>
-              <w:bottom w:type="dxa" w:w="60"/>
-              <w:right w:type="dxa" w:w="90"/>
-            </w:tcMar>
-            <w:vAlign w:val="center"/>
-          </w:tcPr>
-          <w:p>
-            <w:pPr>
-              <w:spacing w:after="40" w:line="250"/>
-              <w:jc w:val="left"/>
-            </w:pPr>
-            <w:r>
-              <w:rPr>
-                <w:rFonts w:ascii="Calibri" w:cs="Calibri" w:eastAsia="Calibri" w:hAnsi="Calibri"/>
-                <w:sz w:val="20"/>
-                <w:szCs w:val="20"/>
-                <w:highlight w:val="yellow"/>
-              </w:rPr>
-              <w:t xml:space="preserve">[…]</w:t>
-            </w:r>
-          </w:p>
-        </w:tc>
-        <w:tc>
-          <w:tcPr>
-            <w:tcW w:type="dxa" w:w="1838"/>
-            <w:tcBorders>
-              <w:top w:val="single" w:color="808080" w:sz="4"/>
-              <w:left w:val="single" w:color="808080" w:sz="4"/>
-              <w:bottom w:val="single" w:color="808080" w:sz="4"/>
-              <w:right w:val="single" w:color="808080" w:sz="4"/>
-            </w:tcBorders>
-            <w:tcMar>
-              <w:top w:type="dxa" w:w="60"/>
-              <w:left w:type="dxa" w:w="90"/>
-              <w:bottom w:type="dxa" w:w="60"/>
-              <w:right w:type="dxa" w:w="90"/>
-            </w:tcMar>
-            <w:vAlign w:val="center"/>
-          </w:tcPr>
-          <w:p>
-            <w:pPr>
-              <w:spacing w:after="40" w:line="250"/>
-              <w:jc w:val="left"/>
-            </w:pPr>
-            <w:r>
-              <w:rPr>
-                <w:rFonts w:ascii="Calibri" w:cs="Calibri" w:eastAsia="Calibri" w:hAnsi="Calibri"/>
-                <w:sz w:val="20"/>
-                <w:szCs w:val="20"/>
-                <w:highlight w:val="yellow"/>
-              </w:rPr>
-              <w:t xml:space="preserve">[…]</w:t>
-            </w:r>
-          </w:p>
-        </w:tc>
-      </w:tr>
-      <w:tr>
-        <w:tc>
-          <w:tcPr>
-            <w:tcW w:type="dxa" w:w="500"/>
-            <w:tcBorders>
-              <w:top w:val="single" w:color="808080" w:sz="4"/>
-              <w:left w:val="single" w:color="808080" w:sz="4"/>
-              <w:bottom w:val="single" w:color="808080" w:sz="4"/>
-              <w:right w:val="single" w:color="808080" w:sz="4"/>
-            </w:tcBorders>
-            <w:tcMar>
-              <w:top w:type="dxa" w:w="60"/>
-              <w:left w:type="dxa" w:w="90"/>
-              <w:bottom w:type="dxa" w:w="60"/>
-              <w:right w:type="dxa" w:w="90"/>
-            </w:tcMar>
-            <w:vAlign w:val="center"/>
-          </w:tcPr>
-          <w:p>
-            <w:pPr>
-              <w:spacing w:after="40" w:line="250"/>
-              <w:jc w:val="center"/>
-            </w:pPr>
-            <w:r>
-              <w:rPr>
-                <w:rFonts w:ascii="Calibri" w:cs="Calibri" w:eastAsia="Calibri" w:hAnsi="Calibri"/>
-                <w:sz w:val="20"/>
-                <w:szCs w:val="20"/>
-              </w:rPr>
-              <w:t xml:space="preserve">7</w:t>
-            </w:r>
-          </w:p>
-        </w:tc>
-        <w:tc>
-          <w:tcPr>
-            <w:tcW w:type="dxa" w:w="900"/>
-            <w:tcBorders>
-              <w:top w:val="single" w:color="808080" w:sz="4"/>
-              <w:left w:val="single" w:color="808080" w:sz="4"/>
-              <w:bottom w:val="single" w:color="808080" w:sz="4"/>
-              <w:right w:val="single" w:color="808080" w:sz="4"/>
-            </w:tcBorders>
-            <w:tcMar>
-              <w:top w:type="dxa" w:w="60"/>
-              <w:left w:type="dxa" w:w="90"/>
-              <w:bottom w:type="dxa" w:w="60"/>
-              <w:right w:type="dxa" w:w="90"/>
-            </w:tcMar>
-            <w:vAlign w:val="center"/>
-          </w:tcPr>
-          <w:p>
-            <w:pPr>
-              <w:spacing w:after="40" w:line="250"/>
-              <w:jc w:val="center"/>
-            </w:pPr>
-            <w:r>
-              <w:rPr>
-                <w:rFonts w:ascii="Calibri" w:cs="Calibri" w:eastAsia="Calibri" w:hAnsi="Calibri"/>
-                <w:sz w:val="20"/>
-                <w:szCs w:val="20"/>
-              </w:rPr>
-              <w:t xml:space="preserve">6.3</w:t>
-            </w:r>
-          </w:p>
-        </w:tc>
-        <w:tc>
-          <w:tcPr>
-            <w:tcW w:type="dxa" w:w="4400"/>
-            <w:tcBorders>
-              <w:top w:val="single" w:color="808080" w:sz="4"/>
-              <w:left w:val="single" w:color="808080" w:sz="4"/>
-              <w:bottom w:val="single" w:color="808080" w:sz="4"/>
-              <w:right w:val="single" w:color="808080" w:sz="4"/>
-            </w:tcBorders>
-            <w:tcMar>
-              <w:top w:type="dxa" w:w="60"/>
-              <w:left w:type="dxa" w:w="90"/>
-              <w:bottom w:type="dxa" w:w="60"/>
-              <w:right w:type="dxa" w:w="90"/>
-            </w:tcMar>
-            <w:vAlign w:val="center"/>
-          </w:tcPr>
-          <w:p>
-            <w:pPr>
-              <w:spacing w:after="40" w:line="250"/>
-              <w:jc w:val="left"/>
-            </w:pPr>
-            <w:r>
-              <w:rPr>
-                <w:rFonts w:ascii="Calibri" w:cs="Calibri" w:eastAsia="Calibri" w:hAnsi="Calibri"/>
-                <w:sz w:val="20"/>
-                <w:szCs w:val="20"/>
-              </w:rPr>
-              <w:t xml:space="preserve">System płatności (terminale płatnicze, integracja z operatorem płatności)</w:t>
-            </w:r>
-          </w:p>
-        </w:tc>
-        <w:tc>
-          <w:tcPr>
-            <w:tcW w:type="dxa" w:w="1200"/>
-            <w:tcBorders>
-              <w:top w:val="single" w:color="808080" w:sz="4"/>
-              <w:left w:val="single" w:color="808080" w:sz="4"/>
-              <w:bottom w:val="single" w:color="808080" w:sz="4"/>
-              <w:right w:val="single" w:color="808080" w:sz="4"/>
-            </w:tcBorders>
-            <w:tcMar>
-              <w:top w:type="dxa" w:w="60"/>
-              <w:left w:type="dxa" w:w="90"/>
-              <w:bottom w:type="dxa" w:w="60"/>
-              <w:right w:type="dxa" w:w="90"/>
-            </w:tcMar>
-            <w:vAlign w:val="center"/>
-          </w:tcPr>
-          <w:p>
-            <w:pPr>
-              <w:spacing w:after="40" w:line="250"/>
-              <w:jc w:val="left"/>
-            </w:pPr>
-            <w:r>
-              <w:rPr>
-                <w:rFonts w:ascii="Calibri" w:cs="Calibri" w:eastAsia="Calibri" w:hAnsi="Calibri"/>
-                <w:sz w:val="20"/>
-                <w:szCs w:val="20"/>
-                <w:highlight w:val="yellow"/>
-              </w:rPr>
-              <w:t xml:space="preserve">[…]</w:t>
-            </w:r>
-          </w:p>
-        </w:tc>
-        <w:tc>
-          <w:tcPr>
-            <w:tcW w:type="dxa" w:w="800"/>
-            <w:tcBorders>
-              <w:top w:val="single" w:color="808080" w:sz="4"/>
-              <w:left w:val="single" w:color="808080" w:sz="4"/>
-              <w:bottom w:val="single" w:color="808080" w:sz="4"/>
-              <w:right w:val="single" w:color="808080" w:sz="4"/>
-            </w:tcBorders>
-            <w:tcMar>
-              <w:top w:type="dxa" w:w="60"/>
-              <w:left w:type="dxa" w:w="90"/>
-              <w:bottom w:type="dxa" w:w="60"/>
-              <w:right w:type="dxa" w:w="90"/>
-            </w:tcMar>
-            <w:vAlign w:val="center"/>
-          </w:tcPr>
-          <w:p>
-            <w:pPr>
-              <w:spacing w:after="40" w:line="250"/>
-              <w:jc w:val="left"/>
-            </w:pPr>
-            <w:r>
-              <w:rPr>
-                <w:rFonts w:ascii="Calibri" w:cs="Calibri" w:eastAsia="Calibri" w:hAnsi="Calibri"/>
-                <w:sz w:val="20"/>
-                <w:szCs w:val="20"/>
-                <w:highlight w:val="yellow"/>
-              </w:rPr>
-              <w:t xml:space="preserve">[…]</w:t>
-            </w:r>
-          </w:p>
-        </w:tc>
-        <w:tc>
-          <w:tcPr>
-            <w:tcW w:type="dxa" w:w="1838"/>
-            <w:tcBorders>
-              <w:top w:val="single" w:color="808080" w:sz="4"/>
-              <w:left w:val="single" w:color="808080" w:sz="4"/>
-              <w:bottom w:val="single" w:color="808080" w:sz="4"/>
-              <w:right w:val="single" w:color="808080" w:sz="4"/>
-            </w:tcBorders>
-            <w:tcMar>
-              <w:top w:type="dxa" w:w="60"/>
-              <w:left w:type="dxa" w:w="90"/>
-              <w:bottom w:type="dxa" w:w="60"/>
-              <w:right w:type="dxa" w:w="90"/>
-            </w:tcMar>
-            <w:vAlign w:val="center"/>
-          </w:tcPr>
-          <w:p>
-            <w:pPr>
-              <w:spacing w:after="40" w:line="250"/>
-              <w:jc w:val="left"/>
-            </w:pPr>
-            <w:r>
-              <w:rPr>
-                <w:rFonts w:ascii="Calibri" w:cs="Calibri" w:eastAsia="Calibri" w:hAnsi="Calibri"/>
-                <w:sz w:val="20"/>
-                <w:szCs w:val="20"/>
-                <w:highlight w:val="yellow"/>
-              </w:rPr>
-              <w:t xml:space="preserve">[…]</w:t>
-            </w:r>
-          </w:p>
-        </w:tc>
-      </w:tr>
-      <w:tr>
-        <w:tc>
-          <w:tcPr>
-            <w:tcW w:type="dxa" w:w="500"/>
-            <w:tcBorders>
-              <w:top w:val="single" w:color="808080" w:sz="4"/>
-              <w:left w:val="single" w:color="808080" w:sz="4"/>
-              <w:bottom w:val="single" w:color="808080" w:sz="4"/>
-              <w:right w:val="single" w:color="808080" w:sz="4"/>
-            </w:tcBorders>
-            <w:tcMar>
-              <w:top w:type="dxa" w:w="60"/>
-              <w:left w:type="dxa" w:w="90"/>
-              <w:bottom w:type="dxa" w:w="60"/>
-              <w:right w:type="dxa" w:w="90"/>
-            </w:tcMar>
-            <w:vAlign w:val="center"/>
-          </w:tcPr>
-          <w:p>
-            <w:pPr>
-              <w:spacing w:after="40" w:line="250"/>
-              <w:jc w:val="center"/>
-            </w:pPr>
-            <w:r>
-              <w:rPr>
-                <w:rFonts w:ascii="Calibri" w:cs="Calibri" w:eastAsia="Calibri" w:hAnsi="Calibri"/>
-                <w:sz w:val="20"/>
-                <w:szCs w:val="20"/>
-              </w:rPr>
-              <w:t xml:space="preserve">8</w:t>
-            </w:r>
-          </w:p>
-        </w:tc>
-        <w:tc>
-          <w:tcPr>
-            <w:tcW w:type="dxa" w:w="900"/>
-            <w:tcBorders>
-              <w:top w:val="single" w:color="808080" w:sz="4"/>
-              <w:left w:val="single" w:color="808080" w:sz="4"/>
-              <w:bottom w:val="single" w:color="808080" w:sz="4"/>
-              <w:right w:val="single" w:color="808080" w:sz="4"/>
-            </w:tcBorders>
-            <w:tcMar>
-              <w:top w:type="dxa" w:w="60"/>
-              <w:left w:type="dxa" w:w="90"/>
-              <w:bottom w:type="dxa" w:w="60"/>
-              <w:right w:type="dxa" w:w="90"/>
-            </w:tcMar>
-            <w:vAlign w:val="center"/>
-          </w:tcPr>
-          <w:p>
-            <w:pPr>
-              <w:spacing w:after="40" w:line="250"/>
-              <w:jc w:val="center"/>
-            </w:pPr>
-            <w:r>
-              <w:rPr>
-                <w:rFonts w:ascii="Calibri" w:cs="Calibri" w:eastAsia="Calibri" w:hAnsi="Calibri"/>
-                <w:sz w:val="20"/>
-                <w:szCs w:val="20"/>
-              </w:rPr>
-              <w:t xml:space="preserve">6.4</w:t>
-            </w:r>
-          </w:p>
-        </w:tc>
-        <w:tc>
-          <w:tcPr>
-            <w:tcW w:type="dxa" w:w="4400"/>
-            <w:tcBorders>
-              <w:top w:val="single" w:color="808080" w:sz="4"/>
-              <w:left w:val="single" w:color="808080" w:sz="4"/>
-              <w:bottom w:val="single" w:color="808080" w:sz="4"/>
-              <w:right w:val="single" w:color="808080" w:sz="4"/>
-            </w:tcBorders>
-            <w:tcMar>
-              <w:top w:type="dxa" w:w="60"/>
-              <w:left w:type="dxa" w:w="90"/>
-              <w:bottom w:type="dxa" w:w="60"/>
-              <w:right w:type="dxa" w:w="90"/>
-            </w:tcMar>
-            <w:vAlign w:val="center"/>
-          </w:tcPr>
-          <w:p>
-            <w:pPr>
-              <w:spacing w:after="40" w:line="250"/>
-              <w:jc w:val="left"/>
-            </w:pPr>
-            <w:r>
-              <w:rPr>
-                <w:rFonts w:ascii="Calibri" w:cs="Calibri" w:eastAsia="Calibri" w:hAnsi="Calibri"/>
-                <w:sz w:val="20"/>
-                <w:szCs w:val="20"/>
-              </w:rPr>
-              <w:t xml:space="preserve">System monitorowania i zarządzania danymi dla obwodów zasilających punkty ładowania</w:t>
-            </w:r>
-          </w:p>
-        </w:tc>
-        <w:tc>
-          <w:tcPr>
-            <w:tcW w:type="dxa" w:w="1200"/>
-            <w:tcBorders>
-              <w:top w:val="single" w:color="808080" w:sz="4"/>
-              <w:left w:val="single" w:color="808080" w:sz="4"/>
-              <w:bottom w:val="single" w:color="808080" w:sz="4"/>
-              <w:right w:val="single" w:color="808080" w:sz="4"/>
-            </w:tcBorders>
-            <w:tcMar>
-              <w:top w:type="dxa" w:w="60"/>
-              <w:left w:type="dxa" w:w="90"/>
-              <w:bottom w:type="dxa" w:w="60"/>
-              <w:right w:type="dxa" w:w="90"/>
-            </w:tcMar>
-            <w:vAlign w:val="center"/>
-          </w:tcPr>
-          <w:p>
-            <w:pPr>
-              <w:spacing w:after="40" w:line="250"/>
-              <w:jc w:val="left"/>
-            </w:pPr>
-            <w:r>
-              <w:rPr>
-                <w:rFonts w:ascii="Calibri" w:cs="Calibri" w:eastAsia="Calibri" w:hAnsi="Calibri"/>
-                <w:sz w:val="20"/>
-                <w:szCs w:val="20"/>
-                <w:highlight w:val="yellow"/>
-              </w:rPr>
-              <w:t xml:space="preserve">[…]</w:t>
-            </w:r>
-          </w:p>
-        </w:tc>
-        <w:tc>
-          <w:tcPr>
-            <w:tcW w:type="dxa" w:w="800"/>
-            <w:tcBorders>
-              <w:top w:val="single" w:color="808080" w:sz="4"/>
-              <w:left w:val="single" w:color="808080" w:sz="4"/>
-              <w:bottom w:val="single" w:color="808080" w:sz="4"/>
-              <w:right w:val="single" w:color="808080" w:sz="4"/>
-            </w:tcBorders>
-            <w:tcMar>
-              <w:top w:type="dxa" w:w="60"/>
-              <w:left w:type="dxa" w:w="90"/>
-              <w:bottom w:type="dxa" w:w="60"/>
-              <w:right w:type="dxa" w:w="90"/>
-            </w:tcMar>
-            <w:vAlign w:val="center"/>
-          </w:tcPr>
-          <w:p>
-            <w:pPr>
-              <w:spacing w:after="40" w:line="250"/>
-              <w:jc w:val="left"/>
-            </w:pPr>
-            <w:r>
-              <w:rPr>
-                <w:rFonts w:ascii="Calibri" w:cs="Calibri" w:eastAsia="Calibri" w:hAnsi="Calibri"/>
-                <w:sz w:val="20"/>
-                <w:szCs w:val="20"/>
-                <w:highlight w:val="yellow"/>
-              </w:rPr>
-              <w:t xml:space="preserve">[…]</w:t>
-            </w:r>
-          </w:p>
-        </w:tc>
-        <w:tc>
-          <w:tcPr>
-            <w:tcW w:type="dxa" w:w="1838"/>
-            <w:tcBorders>
-              <w:top w:val="single" w:color="808080" w:sz="4"/>
-              <w:left w:val="single" w:color="808080" w:sz="4"/>
-              <w:bottom w:val="single" w:color="808080" w:sz="4"/>
-              <w:right w:val="single" w:color="808080" w:sz="4"/>
-            </w:tcBorders>
-            <w:tcMar>
-              <w:top w:type="dxa" w:w="60"/>
-              <w:left w:type="dxa" w:w="90"/>
-              <w:bottom w:type="dxa" w:w="60"/>
-              <w:right w:type="dxa" w:w="90"/>
-            </w:tcMar>
-            <w:vAlign w:val="center"/>
-          </w:tcPr>
-          <w:p>
-            <w:pPr>
-              <w:spacing w:after="40" w:line="250"/>
-              <w:jc w:val="left"/>
-            </w:pPr>
-            <w:r>
-              <w:rPr>
-                <w:rFonts w:ascii="Calibri" w:cs="Calibri" w:eastAsia="Calibri" w:hAnsi="Calibri"/>
-                <w:sz w:val="20"/>
-                <w:szCs w:val="20"/>
-                <w:highlight w:val="yellow"/>
-              </w:rPr>
-              <w:t xml:space="preserve">[…]</w:t>
-            </w:r>
-          </w:p>
-        </w:tc>
-      </w:tr>
-      <w:tr>
-        <w:tc>
-          <w:tcPr>
-            <w:tcW w:type="dxa" w:w="500"/>
-            <w:tcBorders>
-              <w:top w:val="single" w:color="808080" w:sz="4"/>
-              <w:left w:val="single" w:color="808080" w:sz="4"/>
-              <w:bottom w:val="single" w:color="808080" w:sz="4"/>
-              <w:right w:val="single" w:color="808080" w:sz="4"/>
-            </w:tcBorders>
-            <w:tcMar>
-              <w:top w:type="dxa" w:w="60"/>
-              <w:left w:type="dxa" w:w="90"/>
-              <w:bottom w:type="dxa" w:w="60"/>
-              <w:right w:type="dxa" w:w="90"/>
-            </w:tcMar>
-            <w:vAlign w:val="center"/>
-          </w:tcPr>
-          <w:p>
-            <w:pPr>
-              <w:spacing w:after="40" w:line="250"/>
-              <w:jc w:val="center"/>
-            </w:pPr>
-            <w:r>
-              <w:rPr>
-                <w:rFonts w:ascii="Calibri" w:cs="Calibri" w:eastAsia="Calibri" w:hAnsi="Calibri"/>
-                <w:sz w:val="20"/>
-                <w:szCs w:val="20"/>
-              </w:rPr>
-              <w:t xml:space="preserve">9</w:t>
-            </w:r>
-          </w:p>
-        </w:tc>
-        <w:tc>
-          <w:tcPr>
-            <w:tcW w:type="dxa" w:w="900"/>
-            <w:tcBorders>
-              <w:top w:val="single" w:color="808080" w:sz="4"/>
-              <w:left w:val="single" w:color="808080" w:sz="4"/>
-              <w:bottom w:val="single" w:color="808080" w:sz="4"/>
-              <w:right w:val="single" w:color="808080" w:sz="4"/>
-            </w:tcBorders>
-            <w:tcMar>
-              <w:top w:type="dxa" w:w="60"/>
-              <w:left w:type="dxa" w:w="90"/>
-              <w:bottom w:type="dxa" w:w="60"/>
-              <w:right w:type="dxa" w:w="90"/>
-            </w:tcMar>
-            <w:vAlign w:val="center"/>
-          </w:tcPr>
-          <w:p>
-            <w:pPr>
-              <w:spacing w:after="40" w:line="250"/>
-              <w:jc w:val="center"/>
-            </w:pPr>
-            <w:r>
-              <w:rPr>
-                <w:rFonts w:ascii="Calibri" w:cs="Calibri" w:eastAsia="Calibri" w:hAnsi="Calibri"/>
-                <w:sz w:val="20"/>
-                <w:szCs w:val="20"/>
-              </w:rPr>
-              <w:t xml:space="preserve">6.2</w:t>
-            </w:r>
-          </w:p>
-        </w:tc>
-        <w:tc>
-          <w:tcPr>
-            <w:tcW w:type="dxa" w:w="4400"/>
-            <w:tcBorders>
-              <w:top w:val="single" w:color="808080" w:sz="4"/>
-              <w:left w:val="single" w:color="808080" w:sz="4"/>
-              <w:bottom w:val="single" w:color="808080" w:sz="4"/>
-              <w:right w:val="single" w:color="808080" w:sz="4"/>
-            </w:tcBorders>
-            <w:tcMar>
-              <w:top w:type="dxa" w:w="60"/>
-              <w:left w:type="dxa" w:w="90"/>
-              <w:bottom w:type="dxa" w:w="60"/>
-              <w:right w:type="dxa" w:w="90"/>
-            </w:tcMar>
-            <w:vAlign w:val="center"/>
-          </w:tcPr>
-          <w:p>
-            <w:pPr>
-              <w:spacing w:after="40" w:line="250"/>
-              <w:jc w:val="left"/>
-            </w:pPr>
-            <w:r>
-              <w:rPr>
-                <w:rFonts w:ascii="Calibri" w:cs="Calibri" w:eastAsia="Calibri" w:hAnsi="Calibri"/>
-                <w:sz w:val="20"/>
-                <w:szCs w:val="20"/>
-              </w:rPr>
-              <w:t xml:space="preserve">Osprzęt aktywny (przełączniki, routery) oraz otwarte interfejsy</w:t>
-            </w:r>
-          </w:p>
-        </w:tc>
-        <w:tc>
-          <w:tcPr>
-            <w:tcW w:type="dxa" w:w="1200"/>
-            <w:tcBorders>
-              <w:top w:val="single" w:color="808080" w:sz="4"/>
-              <w:left w:val="single" w:color="808080" w:sz="4"/>
-              <w:bottom w:val="single" w:color="808080" w:sz="4"/>
-              <w:right w:val="single" w:color="808080" w:sz="4"/>
-            </w:tcBorders>
-            <w:tcMar>
-              <w:top w:type="dxa" w:w="60"/>
-              <w:left w:type="dxa" w:w="90"/>
-              <w:bottom w:type="dxa" w:w="60"/>
-              <w:right w:type="dxa" w:w="90"/>
-            </w:tcMar>
-            <w:vAlign w:val="center"/>
-          </w:tcPr>
-          <w:p>
-            <w:pPr>
-              <w:spacing w:after="40" w:line="250"/>
-              <w:jc w:val="left"/>
-            </w:pPr>
-            <w:r>
-              <w:rPr>
-                <w:rFonts w:ascii="Calibri" w:cs="Calibri" w:eastAsia="Calibri" w:hAnsi="Calibri"/>
-                <w:sz w:val="20"/>
-                <w:szCs w:val="20"/>
-                <w:highlight w:val="yellow"/>
-              </w:rPr>
-              <w:t xml:space="preserve">[…]</w:t>
-            </w:r>
-          </w:p>
-        </w:tc>
-        <w:tc>
-          <w:tcPr>
-            <w:tcW w:type="dxa" w:w="800"/>
-            <w:tcBorders>
-              <w:top w:val="single" w:color="808080" w:sz="4"/>
-              <w:left w:val="single" w:color="808080" w:sz="4"/>
-              <w:bottom w:val="single" w:color="808080" w:sz="4"/>
-              <w:right w:val="single" w:color="808080" w:sz="4"/>
-            </w:tcBorders>
-            <w:tcMar>
-              <w:top w:type="dxa" w:w="60"/>
-              <w:left w:type="dxa" w:w="90"/>
-              <w:bottom w:type="dxa" w:w="60"/>
-              <w:right w:type="dxa" w:w="90"/>
-            </w:tcMar>
-            <w:vAlign w:val="center"/>
-          </w:tcPr>
-          <w:p>
-            <w:pPr>
-              <w:spacing w:after="40" w:line="250"/>
-              <w:jc w:val="left"/>
-            </w:pPr>
-            <w:r>
-              <w:rPr>
-                <w:rFonts w:ascii="Calibri" w:cs="Calibri" w:eastAsia="Calibri" w:hAnsi="Calibri"/>
-                <w:sz w:val="20"/>
-                <w:szCs w:val="20"/>
-                <w:highlight w:val="yellow"/>
-              </w:rPr>
-              <w:t xml:space="preserve">[…]</w:t>
-            </w:r>
-          </w:p>
-        </w:tc>
-        <w:tc>
-          <w:tcPr>
-            <w:tcW w:type="dxa" w:w="1838"/>
-            <w:tcBorders>
-              <w:top w:val="single" w:color="808080" w:sz="4"/>
-              <w:left w:val="single" w:color="808080" w:sz="4"/>
-              <w:bottom w:val="single" w:color="808080" w:sz="4"/>
-              <w:right w:val="single" w:color="808080" w:sz="4"/>
-            </w:tcBorders>
-            <w:tcMar>
-              <w:top w:type="dxa" w:w="60"/>
-              <w:left w:type="dxa" w:w="90"/>
-              <w:bottom w:type="dxa" w:w="60"/>
-              <w:right w:type="dxa" w:w="90"/>
-            </w:tcMar>
-            <w:vAlign w:val="center"/>
-          </w:tcPr>
-          <w:p>
-            <w:pPr>
-              <w:spacing w:after="40" w:line="250"/>
-              <w:jc w:val="left"/>
-            </w:pPr>
-            <w:r>
-              <w:rPr>
-                <w:rFonts w:ascii="Calibri" w:cs="Calibri" w:eastAsia="Calibri" w:hAnsi="Calibri"/>
-                <w:sz w:val="20"/>
-                <w:szCs w:val="20"/>
-                <w:highlight w:val="yellow"/>
-              </w:rPr>
-              <w:t xml:space="preserve">[…]</w:t>
-            </w:r>
-          </w:p>
-        </w:tc>
-      </w:tr>
-      <w:tr>
-        <w:tc>
-          <w:tcPr>
-            <w:tcW w:type="dxa" w:w="500"/>
-            <w:tcBorders>
-              <w:top w:val="single" w:color="808080" w:sz="4"/>
-              <w:left w:val="single" w:color="808080" w:sz="4"/>
-              <w:bottom w:val="single" w:color="808080" w:sz="4"/>
-              <w:right w:val="single" w:color="808080" w:sz="4"/>
-            </w:tcBorders>
-            <w:tcMar>
-              <w:top w:type="dxa" w:w="60"/>
-              <w:left w:type="dxa" w:w="90"/>
-              <w:bottom w:type="dxa" w:w="60"/>
-              <w:right w:type="dxa" w:w="90"/>
-            </w:tcMar>
-            <w:vAlign w:val="center"/>
-          </w:tcPr>
-          <w:p>
-            <w:pPr>
-              <w:spacing w:after="40" w:line="250"/>
-              <w:jc w:val="center"/>
-            </w:pPr>
-            <w:r>
-              <w:rPr>
-                <w:rFonts w:ascii="Calibri" w:cs="Calibri" w:eastAsia="Calibri" w:hAnsi="Calibri"/>
-                <w:sz w:val="20"/>
-                <w:szCs w:val="20"/>
-              </w:rPr>
-              <w:t xml:space="preserve">10</w:t>
             </w:r>
           </w:p>
         </w:tc>
@@ -9272,7 +8090,7 @@
                 <w:sz w:val="20"/>
                 <w:szCs w:val="20"/>
               </w:rPr>
-              <w:t xml:space="preserve">50% wartości dostawy Stacji ładowania (poz. HRF 5.1)</w:t>
+              <w:t xml:space="preserve">50% wartości pozycji 1 (Stacje ładowania, poz. HRF 5.1 i 5.2)</w:t>
             </w:r>
           </w:p>
         </w:tc>
@@ -9390,7 +8208,7 @@
                 <w:sz w:val="20"/>
                 <w:szCs w:val="20"/>
               </w:rPr>
-              <w:t xml:space="preserve">pozostała część poz. HRF 5.1 (po zaliczeniu zaliczki)</w:t>
+              <w:t xml:space="preserve">pozostała część pozycji 1 (po zaliczeniu zaliczki)</w:t>
             </w:r>
           </w:p>
         </w:tc>
@@ -9508,7 +8326,7 @@
                 <w:sz w:val="20"/>
                 <w:szCs w:val="20"/>
               </w:rPr>
-              <w:t xml:space="preserve">poz. HRF 5.2, 6.2, 6.3, 6.4, 7 – w transzach</w:t>
+              <w:t xml:space="preserve">pozycje 2–4 (poz. HRF 6.3, 6.4, 6.2, 7) – w transzach</w:t>
             </w:r>
           </w:p>
         </w:tc>
